--- a/docs/LangAI3.0_AI_Disclosure_VITV_Kairos.docx
+++ b/docs/LangAI3.0_AI_Disclosure_VITV_Kairos.docx
@@ -437,6 +437,9 @@
       <w:r>
         <w:t>Signature:</w:t>
       </w:r>
+      <w:r>
+        <w:t xml:space="preserve"> Sarthak Trivedi</w:t>
+      </w:r>
     </w:p>
     <w:p>
       <w:r>
